--- a/docs/Guion_Presentacion.docx
+++ b/docs/Guion_Presentacion.docx
@@ -150,7 +150,7 @@
           <w:color w:val="0067B1"/>
           <w:sz w:val="20"/>
         </w:rPr>
-        <w:t xml:space="preserve">     LUIS     0:20  (acumulado 0:20)</w:t>
+        <w:t xml:space="preserve">     DIANA     0:20  (acumulado 0:20)</w:t>
       </w:r>
     </w:p>
     <w:p>
@@ -164,7 +164,7 @@
           <w:i w:val="0"/>
           <w:sz w:val="22"/>
         </w:rPr>
-        <w:t>Buenos días. Somos StockXperts. Yo soy Luis, ella es Diana.</w:t>
+        <w:t>Buenos días. Somos StockXperts. Yo soy Diana, él es Luis.</w:t>
       </w:r>
     </w:p>
     <w:p>
@@ -228,7 +228,7 @@
           <w:color w:val="0067B1"/>
           <w:sz w:val="20"/>
         </w:rPr>
-        <w:t xml:space="preserve">     LUIS     0:40  (acumulado 1:00)</w:t>
+        <w:t xml:space="preserve">     DIANA     0:40  (acumulado 1:00)</w:t>
       </w:r>
     </w:p>
     <w:p>
@@ -292,7 +292,7 @@
           <w:color w:val="0067B1"/>
           <w:sz w:val="20"/>
         </w:rPr>
-        <w:t xml:space="preserve">     LUIS     0:30  (acumulado 1:30)</w:t>
+        <w:t xml:space="preserve">     DIANA     0:30  (acumulado 1:30)</w:t>
       </w:r>
     </w:p>
     <w:p>
@@ -355,7 +355,7 @@
           <w:color w:val="0067B1"/>
           <w:sz w:val="20"/>
         </w:rPr>
-        <w:t xml:space="preserve">     DIANA     0:40  (acumulado 2:10)</w:t>
+        <w:t xml:space="preserve">     LUIS     0:40  (acumulado 2:10)</w:t>
       </w:r>
     </w:p>
     <w:p>
@@ -419,7 +419,7 @@
           <w:color w:val="0067B1"/>
           <w:sz w:val="20"/>
         </w:rPr>
-        <w:t xml:space="preserve">     DIANA     0:40  (acumulado 2:50)</w:t>
+        <w:t xml:space="preserve">     LUIS     0:40  (acumulado 2:50)</w:t>
       </w:r>
     </w:p>
     <w:p>
@@ -703,7 +703,7 @@
           <w:color w:val="0067B1"/>
           <w:sz w:val="20"/>
         </w:rPr>
-        <w:t xml:space="preserve">     LUIS     0:40  (acumulado 5:30)</w:t>
+        <w:t xml:space="preserve">     DIANA     0:40  (acumulado 5:30)</w:t>
       </w:r>
     </w:p>
     <w:p>
@@ -752,7 +752,7 @@
           <w:color w:val="0067B1"/>
           <w:sz w:val="20"/>
         </w:rPr>
-        <w:t xml:space="preserve">     DIANA     0:40  (acumulado 6:10)</w:t>
+        <w:t xml:space="preserve">     LUIS     0:40  (acumulado 6:10)</w:t>
       </w:r>
     </w:p>
     <w:p>
@@ -816,7 +816,7 @@
           <w:color w:val="0067B1"/>
           <w:sz w:val="20"/>
         </w:rPr>
-        <w:t xml:space="preserve">     DIANA     0:30  (acumulado 6:40)</w:t>
+        <w:t xml:space="preserve">     LUIS     0:30  (acumulado 6:40)</w:t>
       </w:r>
     </w:p>
     <w:p>
@@ -865,7 +865,7 @@
           <w:color w:val="0067B1"/>
           <w:sz w:val="20"/>
         </w:rPr>
-        <w:t xml:space="preserve">     LUIS     0:30  (acumulado 7:10)</w:t>
+        <w:t xml:space="preserve">     DIANA     0:30  (acumulado 7:10)</w:t>
       </w:r>
     </w:p>
     <w:p>
@@ -929,7 +929,7 @@
           <w:color w:val="0067B1"/>
           <w:sz w:val="20"/>
         </w:rPr>
-        <w:t xml:space="preserve">     LUIS     0:30  (acumulado 7:40)</w:t>
+        <w:t xml:space="preserve">     DIANA     0:30  (acumulado 7:40)</w:t>
       </w:r>
     </w:p>
     <w:p>
@@ -993,7 +993,7 @@
           <w:color w:val="0067B1"/>
           <w:sz w:val="20"/>
         </w:rPr>
-        <w:t xml:space="preserve">     DIANA     0:30  (acumulado 8:10)</w:t>
+        <w:t xml:space="preserve">     LUIS     0:30  (acumulado 8:10)</w:t>
       </w:r>
     </w:p>
     <w:p>
@@ -1028,7 +1028,7 @@
           <w:color w:val="0067B1"/>
           <w:sz w:val="20"/>
         </w:rPr>
-        <w:t xml:space="preserve">     DIANA     0:30  (acumulado 8:40)</w:t>
+        <w:t xml:space="preserve">     LUIS     0:30  (acumulado 8:40)</w:t>
       </w:r>
     </w:p>
     <w:p>
@@ -1091,7 +1091,7 @@
           <w:color w:val="0067B1"/>
           <w:sz w:val="20"/>
         </w:rPr>
-        <w:t xml:space="preserve">     LUIS     0:40  (acumulado 9:20)</w:t>
+        <w:t xml:space="preserve">     DIANA     0:40  (acumulado 9:20)</w:t>
       </w:r>
     </w:p>
     <w:p>
@@ -1156,7 +1156,7 @@
           <w:color w:val="0067B1"/>
           <w:sz w:val="20"/>
         </w:rPr>
-        <w:t xml:space="preserve">     DIANA     0:15  (acumulado 9:35)</w:t>
+        <w:t xml:space="preserve">     LUIS     0:15  (acumulado 9:35)</w:t>
       </w:r>
     </w:p>
     <w:p>
@@ -1191,7 +1191,7 @@
           <w:color w:val="0067B1"/>
           <w:sz w:val="20"/>
         </w:rPr>
-        <w:t xml:space="preserve">     LUIS     0:15  (acumulado 9:50)</w:t>
+        <w:t xml:space="preserve">     DIANA     0:15  (acumulado 9:50)</w:t>
       </w:r>
     </w:p>
     <w:p>
@@ -1444,7 +1444,7 @@
           <w:color w:val="0067B1"/>
           <w:sz w:val="19"/>
         </w:rPr>
-        <w:t xml:space="preserve">     DIANA</w:t>
+        <w:t xml:space="preserve">     LUIS</w:t>
       </w:r>
     </w:p>
     <w:p>
@@ -1514,7 +1514,7 @@
           <w:color w:val="0067B1"/>
           <w:sz w:val="19"/>
         </w:rPr>
-        <w:t xml:space="preserve">     DIANA</w:t>
+        <w:t xml:space="preserve">     LUIS</w:t>
       </w:r>
     </w:p>
     <w:p>
@@ -1549,7 +1549,7 @@
           <w:color w:val="0067B1"/>
           <w:sz w:val="19"/>
         </w:rPr>
-        <w:t xml:space="preserve">     LUIS</w:t>
+        <w:t xml:space="preserve">     DIANA</w:t>
       </w:r>
     </w:p>
     <w:p>
@@ -1584,7 +1584,7 @@
           <w:color w:val="0067B1"/>
           <w:sz w:val="19"/>
         </w:rPr>
-        <w:t xml:space="preserve">     LUIS</w:t>
+        <w:t xml:space="preserve">     DIANA</w:t>
       </w:r>
     </w:p>
     <w:p>
